--- a/Rapports_mensuels/Mois2026_08/ipc_note_10_ang_2026_08.docx
+++ b/Rapports_mensuels/Mois2026_08/ipc_note_10_ang_2026_08.docx
@@ -132,7 +132,7 @@
         <w:pStyle w:val="ipcpara0"/>
       </w:pPr>
       <w:r>
-        <w:t xml:space="preserve">In August 2026, the consumer price index for households increased by 0,9% compared to the previous month. On an annual level, the consumer price index decreased by 0,4% over a full year.</w:t>
+        <w:t xml:space="preserve">In August 2026, the consumer price index for households increased by 0,9% compared to the previous month. On an annual level, the consumer price index decreased by 0,3% over a full year.</w:t>
       </w:r>
     </w:p>
     <w:p>
@@ -186,7 +186,7 @@
         <w:t xml:space="preserve"> </w:t>
       </w:r>
       <w:r>
-        <w:t xml:space="preserve">the food product price index decreased by 4,3% in August 2026 compared to August 2025 , due to the decrease in the prices of «Oils and Fats» by 21,5%, «Fruits» by 7,5%, «Vegetables» by 4,9%, «Meat» by 3,1%, «Milk, Cheese and Eggs» by 2,9%, «Cafe, Tea and Cocoa» by 0,6% and «Food Productsnot elsewhere classified» by 0,3%. Moreover, the rise in prices of «Tobacco» by 4,0%, «Mineral Waters, Soft Drinks, Fruit and Vegetable Juices (Nd)» by 2,3%, «Bread and Cereals», «Catering Services» and «Fish and Seafood» by 1,9% and «Sugar, Jam, Honey, Chocolate and Confectionery» by 0,7% and the stagnation in prices for NA did not affect the general evolution.</w:t>
+        <w:t xml:space="preserve">the food product price index decreased by 4,3% in August 2026 compared to August 2025 , due to the decrease in the prices of «Oils and Fats» by 21,5%, «Fruits» by 7,5%, «Vegetables» by 4,9%, «Meat» by 3,1%, «Milk, Cheese and Eggs» by 3,0%, «Cafe, Tea and Cocoa» by 0,6% and «Food Productsnot elsewhere classified» by 0,4%. Moreover, the rise in prices of «Tobacco» by 4,0%, «Mineral Waters, Soft Drinks, Fruit and Vegetable Juices (Nd)» by 2,2%, «Bread and Cereals» and «Fish and Seafood» by 1,9% and «Sugar, Jam, Honey, Chocolate and Confectionery» by 0,6% and the stagnation in prices for NA did not affect the general evolution.</w:t>
       </w:r>
     </w:p>
     <w:p>
@@ -266,7 +266,7 @@
         <w:t xml:space="preserve"> </w:t>
       </w:r>
       <w:r>
-        <w:t xml:space="preserve">In August 2026, the consumer price index decreased by 0,4% compared to August 2025</w:t>
+        <w:t xml:space="preserve">In August 2026, the consumer price index decreased by 0,3% compared to August 2025</w:t>
       </w:r>
     </w:p>
     <w:p>
@@ -338,7 +338,7 @@
         <w:t xml:space="preserve"> </w:t>
       </w:r>
       <w:r>
-        <w:t xml:space="preserve">The level of price variation in August 2026 increased by 0,9% after being 1,1% in June 2026</w:t>
+        <w:t xml:space="preserve">The level of price variation in August 2026 increased by 0,9% after being -1,1% in June 2026</w:t>
       </w:r>
     </w:p>
     <w:p>
@@ -356,7 +356,7 @@
         <w:pStyle w:val="ipcpara0"/>
       </w:pPr>
       <w:r>
-        <w:t xml:space="preserve">Table 4: Consumer price index for the city of Tangier: August 2026 (2017 base: 100)</w:t>
+        <w:t xml:space="preserve">Table 2: Consumer price index for the city of Tangier: August 2026 (2017 base: 100)</w:t>
       </w:r>
     </w:p>
     <w:tbl xmlns:w="http://schemas.openxmlformats.org/wordprocessingml/2006/main" xmlns:r="http://schemas.openxmlformats.org/officeDocument/2006/relationships" xmlns:w14="http://schemas.microsoft.com/office/word/2010/wordml" xmlns:wp="http://schemas.openxmlformats.org/drawingml/2006/wordprocessingDrawing" xmlns:a="http://schemas.openxmlformats.org/drawingml/2006/main" xmlns:pic="http://schemas.openxmlformats.org/drawingml/2006/picture">
@@ -1290,7 +1290,7 @@
                 <w:szCs w:val="14"/>
                 <w:color w:val="000000"/>
               </w:rPr>
-              <w:t xml:space="preserve">134,1000</w:t>
+              <w:t xml:space="preserve">134,1</w:t>
             </w:r>
           </w:p>
         </w:tc>
@@ -1836,7 +1836,7 @@
                 <w:szCs w:val="14"/>
                 <w:color w:val="000000"/>
               </w:rPr>
-              <w:t xml:space="preserve">133,6277</w:t>
+              <w:t xml:space="preserve">133,6</w:t>
             </w:r>
           </w:p>
         </w:tc>
@@ -2382,7 +2382,7 @@
                 <w:szCs w:val="14"/>
                 <w:color w:val="000000"/>
               </w:rPr>
-              <w:t xml:space="preserve">145,3563</w:t>
+              <w:t xml:space="preserve">145,4</w:t>
             </w:r>
           </w:p>
         </w:tc>
@@ -2760,7 +2760,7 @@
                 <w:szCs w:val="14"/>
                 <w:color w:val="000000"/>
               </w:rPr>
-              <w:t xml:space="preserve">4,0</w:t>
+              <w:t xml:space="preserve">3,9</w:t>
             </w:r>
           </w:p>
         </w:tc>
@@ -2928,7 +2928,7 @@
                 <w:szCs w:val="14"/>
                 <w:color w:val="000000"/>
               </w:rPr>
-              <w:t xml:space="preserve">112,5000</w:t>
+              <w:t xml:space="preserve">112,5</w:t>
             </w:r>
           </w:p>
         </w:tc>
@@ -3474,7 +3474,7 @@
                 <w:szCs w:val="14"/>
                 <w:color w:val="000000"/>
               </w:rPr>
-              <w:t xml:space="preserve">113,5171</w:t>
+              <w:t xml:space="preserve">113,5</w:t>
             </w:r>
           </w:p>
         </w:tc>
@@ -4020,7 +4020,7 @@
                 <w:szCs w:val="14"/>
                 <w:color w:val="000000"/>
               </w:rPr>
-              <w:t xml:space="preserve">111,5975</w:t>
+              <w:t xml:space="preserve">111,6</w:t>
             </w:r>
           </w:p>
         </w:tc>
@@ -4566,7 +4566,7 @@
                 <w:szCs w:val="14"/>
                 <w:color w:val="000000"/>
               </w:rPr>
-              <w:t xml:space="preserve">112,1022</w:t>
+              <w:t xml:space="preserve">112,1</w:t>
             </w:r>
           </w:p>
         </w:tc>
@@ -5112,7 +5112,7 @@
                 <w:szCs w:val="14"/>
                 <w:color w:val="000000"/>
               </w:rPr>
-              <w:t xml:space="preserve">109,2794</w:t>
+              <w:t xml:space="preserve">109,3</w:t>
             </w:r>
           </w:p>
         </w:tc>
@@ -5658,7 +5658,7 @@
                 <w:szCs w:val="14"/>
                 <w:color w:val="000000"/>
               </w:rPr>
-              <w:t xml:space="preserve">116,8043</w:t>
+              <w:t xml:space="preserve">116,8</w:t>
             </w:r>
           </w:p>
         </w:tc>
@@ -6204,7 +6204,7 @@
                 <w:szCs w:val="14"/>
                 <w:color w:val="000000"/>
               </w:rPr>
-              <w:t xml:space="preserve">101,1317</w:t>
+              <w:t xml:space="preserve">101,1</w:t>
             </w:r>
           </w:p>
         </w:tc>
@@ -6750,7 +6750,7 @@
                 <w:szCs w:val="14"/>
                 <w:color w:val="000000"/>
               </w:rPr>
-              <w:t xml:space="preserve">104,3785</w:t>
+              <w:t xml:space="preserve">104,4</w:t>
             </w:r>
           </w:p>
         </w:tc>
@@ -7296,7 +7296,7 @@
                 <w:szCs w:val="14"/>
                 <w:color w:val="000000"/>
               </w:rPr>
-              <w:t xml:space="preserve">110,8916</w:t>
+              <w:t xml:space="preserve">110,9</w:t>
             </w:r>
           </w:p>
         </w:tc>
@@ -7842,7 +7842,7 @@
                 <w:szCs w:val="14"/>
                 <w:color w:val="000000"/>
               </w:rPr>
-              <w:t xml:space="preserve">128,8081</w:t>
+              <w:t xml:space="preserve">128,8</w:t>
             </w:r>
           </w:p>
         </w:tc>
@@ -8388,7 +8388,7 @@
                 <w:szCs w:val="14"/>
                 <w:color w:val="000000"/>
               </w:rPr>
-              <w:t xml:space="preserve">117,7131</w:t>
+              <w:t xml:space="preserve">117,7</w:t>
             </w:r>
           </w:p>
         </w:tc>
@@ -8934,7 +8934,7 @@
                 <w:szCs w:val="14"/>
                 <w:color w:val="000000"/>
               </w:rPr>
-              <w:t xml:space="preserve">120,4365</w:t>
+              <w:t xml:space="preserve">120,4</w:t>
             </w:r>
           </w:p>
         </w:tc>
@@ -9312,7 +9312,7 @@
                 <w:szCs w:val="14"/>
                 <w:color w:val="000000"/>
               </w:rPr>
-              <w:t xml:space="preserve">-0,4</w:t>
+              <w:t xml:space="preserve">-0,3</w:t>
             </w:r>
           </w:p>
         </w:tc>

--- a/Rapports_mensuels/Mois2026_08/ipc_note_10_ang_2026_08.docx
+++ b/Rapports_mensuels/Mois2026_08/ipc_note_10_ang_2026_08.docx
@@ -67,7 +67,7 @@
                 <w:szCs w:val="22"/>
                 <w:color w:val="8D4354"/>
               </w:rPr>
-              <w:t xml:space="preserve">Consumer Price Index - August 2026</w:t>
+              <w:t xml:space="preserve">Consumer Price Index - Août 2026</w:t>
             </w:r>
           </w:p>
         </w:tc>
@@ -121,7 +121,7 @@
                 <w:szCs w:val="22"/>
                 <w:color w:val="8D4354"/>
               </w:rPr>
-              <w:t xml:space="preserve">City of Tangier</w:t>
+              <w:t xml:space="preserve">Ville de Tanger</w:t>
             </w:r>
           </w:p>
         </w:tc>
@@ -132,7 +132,7 @@
         <w:pStyle w:val="ipcpara0"/>
       </w:pPr>
       <w:r>
-        <w:t xml:space="preserve">In August 2026, the consumer price index for households increased by 0,9% compared to the previous month. On an annual level, the consumer price index decreased by 0,3% over a full year.</w:t>
+        <w:t xml:space="preserve">En Août 2026, l’indice des prix à la consommation des ménages de la ville de Tanger a augmenté de 0,9% par rapport au mois précédent. En glissement annuel, il a décru de 0,3%.</w:t>
       </w:r>
     </w:p>
     <w:p>
@@ -160,7 +160,7 @@
         <w:t xml:space="preserve"> </w:t>
       </w:r>
       <w:r>
-        <w:t xml:space="preserve">The food product price index increased by 1,3% in August 2026 compared to July 2026, as a result of the rise in prices of «Meat» by 5,5%, «Milk, Cheese and Eggs» by 4,2%, «Fish and Seafood» by 1,6%, «Food Productsnot elsewhere classified» by 0,8% and «Sugar, Jam, Honey, Chocolate and Confectionery», «Mineral Waters, Soft Drinks and Fruit and Vegetable Juices (Nd)» by 0,1%.</w:t>
+        <w:t xml:space="preserve">l’indice des prix des produits alimentaires a augmenté de 1,3% en Août 2026 par rapport à Juillet 2026, résultat de la hausse des prix des «Viandes» de 5,5%, du «Lait, fromage et œufs» de 4,2%, des «Poisson et fruits de mer» de 1,6%, des «Produits alimentaires non classés ailleurs» de 0,8% et du «Sucre, confiture, miel, chocolat et confiserie», des «Eaux minerales, boissons rafraichissantes et jus de fruits et de légumes» de 0,1%.</w:t>
       </w:r>
     </w:p>
     <w:p>
@@ -168,7 +168,7 @@
         <w:pStyle w:val="ipccorps"/>
       </w:pPr>
       <w:r>
-        <w:t xml:space="preserve">Similarly, the monthly variation of the index for the non-food products increased by 0,6% due to the increase in prices in the following divisions: «Transportation» by 3,4%, «Restaurants and Hotels» by 0,8%, «Various Goods and Services» by 0,4% and «Clothing and Shoes» and «Communications» by 0,2%. Also, the decrease in prices of the following divisions: «Leisure and Culture» by 0,3%. Thus, the stagnation of the indices of the other divisions did not impact the general evolution.</w:t>
+        <w:t xml:space="preserve">De même, la variation mensuelle de l’indice des produits non alimentaires a accru de 0,6% en raison de la hausse des prix des divisions suivantes: des «Transports» de 3,4%, des «Restaurants et hôtels» de 0,8%, des «Biens et services divers» de 0,4% et des «Articles d’habillement et chaussures» et des «Communications» de 0,2%. Aussi la baisse des prix de la division: des «Loisirs et culture» de 0,3%. Ainsi que, la stagnation des indices des autres divisions n’ont pas impacté l’évolution générale.</w:t>
       </w:r>
     </w:p>
     <w:p>
@@ -186,7 +186,19 @@
         <w:t xml:space="preserve"> </w:t>
       </w:r>
       <w:r>
-        <w:t xml:space="preserve">the food product price index decreased by 4,3% in August 2026 compared to August 2025 , due to the decrease in the prices of «Oils and Fats» by 21,5%, «Fruits» by 7,5%, «Vegetables» by 4,9%, «Meat» by 3,1%, «Milk, Cheese and Eggs» by 3,0%, «Cafe, Tea and Cocoa» by 0,6% and «Food Productsnot elsewhere classified» by 0,4%. Moreover, the rise in prices of «Tobacco» by 4,0%, «Mineral Waters, Soft Drinks, Fruit and Vegetable Juices (Nd)» by 2,2%, «Bread and Cereals» and «Fish and Seafood» by 1,9% and «Sugar, Jam, Honey, Chocolate and Confectionery» by 0,6% and the stagnation in prices for NA did not affect the general evolution.</w:t>
+        <w:t xml:space="preserve">l’indice des prix des produits alimentaires</w:t>
+      </w:r>
+      <w:r>
+        <w:t xml:space="preserve"> </w:t>
+      </w:r>
+      <w:r>
+        <w:t xml:space="preserve">a baissé de 4,3% en Août 2026 par rapport à Août 2025, sous l’effet de la diminution des</w:t>
+      </w:r>
+      <w:r>
+        <w:t xml:space="preserve"> </w:t>
+      </w:r>
+      <w:r>
+        <w:t xml:space="preserve">prix des «Huiles et graisses» de 21,5%, des «Fruits» de 7,5%, des «Légumes» de 4,9%, des «Viandes» de 3,1%, du «Lait, fromage et œufs» de 3,0%, du «Café, thé et cacao» de 0,6% et des «Produits alimentaires non classés ailleurs» de 0,4%. Par ailleurs, l’augmentation des prix des «Tabac» de 4,0%, des «Eaux minerales, boissons rafraichissantes, jus de fruits et de légumes» de 2,2%, des «Pain et céréales» et des «Poisson et fruits de mer» de 1,9% et du «Sucre, confiture, miel, chocolat et confiserie» de 0,6% et la stagnation des prix NA n’ont pas affecté l’évolution générale.</w:t>
       </w:r>
     </w:p>
     <w:p>
@@ -194,7 +206,7 @@
         <w:pStyle w:val="ipccorps"/>
       </w:pPr>
       <w:r>
-        <w:t xml:space="preserve">On the other hand, the annual variation in the non-food index increased by 2,3%. While the variation in prices of the divisions that make up non-food products fluctuated between a decrease of the division of «Communications» by 1,3% and the rise of the division of «Various Goods and Services» by 8,5%</w:t>
+        <w:t xml:space="preserve">Par ailleurs, la variation annuelle de l’indice des produits non alimentaires a augmenté de 2,3%. Alors que la variation des prix des divisions qui constituent les produits non alimentaires a fluctué entre une diminution de 1,3% pour la division des «Communications» et une augmentation de 8,5% pour la division des «Biens et services divers»</w:t>
       </w:r>
     </w:p>
     <w:p>
@@ -202,7 +214,7 @@
         <w:pStyle w:val="ipctitre0"/>
       </w:pPr>
       <w:r>
-        <w:t xml:space="preserve">1- Annual evolution (%) of the consumer price index for the month of August</w:t>
+        <w:t xml:space="preserve">1- Évolution du taux de la variation annuelle (%) de l’indice des prix à la consommation pour le mois De Août</w:t>
       </w:r>
     </w:p>
     <w:p>
@@ -219,7 +231,7 @@
               <a:graphicData uri="http://schemas.openxmlformats.org/drawingml/2006/picture">
                 <pic:pic>
                   <pic:nvPicPr>
-                    <pic:cNvPr descr="../../Rapports_mensuels/Mois2026_08/Graphique_variation_annuelle2026_08_Ville10_ang.png" id="22" name="Picture"/>
+                    <pic:cNvPr descr="../../Rapports_mensuels/Mois2026_08/Graphique_variation_annuelle2026_08_Ville10_fr.png" id="22" name="Picture"/>
                     <pic:cNvPicPr>
                       <a:picLocks noChangeArrowheads="1" noChangeAspect="1"/>
                     </pic:cNvPicPr>
@@ -260,13 +272,13 @@
         <w:rPr>
           <w:u w:val="single"/>
         </w:rPr>
-        <w:t xml:space="preserve">Reading:</w:t>
+        <w:t xml:space="preserve">Lecture:</w:t>
       </w:r>
       <w:r>
         <w:t xml:space="preserve"> </w:t>
       </w:r>
       <w:r>
-        <w:t xml:space="preserve">In August 2026, the consumer price index decreased by 0,3% compared to August 2025</w:t>
+        <w:t xml:space="preserve">En Août 2026, l’indice des prix à la consommation a décru de 0,3% par rapport à Août 2025</w:t>
       </w:r>
     </w:p>
     <w:p>
@@ -274,7 +286,7 @@
         <w:pStyle w:val="ipctitre0"/>
       </w:pPr>
       <w:r>
-        <w:t xml:space="preserve">2- Annual evolution (%) of the consumer price index for the month of August</w:t>
+        <w:t xml:space="preserve">2- Évolution de la variation mensuelle (%) de l’indice des prix à la consommation</w:t>
       </w:r>
     </w:p>
     <w:p>
@@ -291,7 +303,7 @@
               <a:graphicData uri="http://schemas.openxmlformats.org/drawingml/2006/picture">
                 <pic:pic>
                   <pic:nvPicPr>
-                    <pic:cNvPr descr="../../Rapports_mensuels/Mois2026_08/Graphique_variation_mensuelle2026_08_Ville10_ang.png" id="25" name="Picture"/>
+                    <pic:cNvPr descr="../../Rapports_mensuels/Mois2026_08/Graphique_variation_mensuelle2026_08_Ville10_fr.png" id="25" name="Picture"/>
                     <pic:cNvPicPr>
                       <a:picLocks noChangeArrowheads="1" noChangeAspect="1"/>
                     </pic:cNvPicPr>
@@ -332,13 +344,13 @@
         <w:rPr>
           <w:u w:val="single"/>
         </w:rPr>
-        <w:t xml:space="preserve">Reading:</w:t>
+        <w:t xml:space="preserve">Lecture:</w:t>
       </w:r>
       <w:r>
         <w:t xml:space="preserve"> </w:t>
       </w:r>
       <w:r>
-        <w:t xml:space="preserve">The level of price variation in August 2026 increased by 0,9% after being -1,1% in June 2026</w:t>
+        <w:t xml:space="preserve">La variation des prix en Août 2026 a augmenté de 0,9% après avoir été de -1,1% en Juillet 2026</w:t>
       </w:r>
     </w:p>
     <w:p>
@@ -356,7 +368,7 @@
         <w:pStyle w:val="ipcpara0"/>
       </w:pPr>
       <w:r>
-        <w:t xml:space="preserve">Table 2: Consumer price index for the city of Tangier: August 2026 (2017 base: 100)</w:t>
+        <w:t xml:space="preserve">Tableau 2: Indice des prix à la consommation de la ville de Tanger: d’Août 2026 (base 2017: 100)</w:t>
       </w:r>
     </w:p>
     <w:tbl xmlns:w="http://schemas.openxmlformats.org/wordprocessingml/2006/main" xmlns:r="http://schemas.openxmlformats.org/officeDocument/2006/relationships" xmlns:w14="http://schemas.microsoft.com/office/word/2010/wordml" xmlns:wp="http://schemas.openxmlformats.org/drawingml/2006/wordprocessingDrawing" xmlns:a="http://schemas.openxmlformats.org/drawingml/2006/main" xmlns:pic="http://schemas.openxmlformats.org/drawingml/2006/picture">
@@ -434,7 +446,7 @@
                 <w:szCs w:val="14"/>
                 <w:color w:val="000000"/>
               </w:rPr>
-              <w:t xml:space="preserve">Product Divisions</w:t>
+              <w:t xml:space="preserve">Divisions de produits</w:t>
             </w:r>
           </w:p>
         </w:tc>
@@ -489,7 +501,7 @@
                 <w:szCs w:val="14"/>
                 <w:color w:val="000000"/>
               </w:rPr>
-              <w:t xml:space="preserve">Weightings</w:t>
+              <w:t xml:space="preserve">Pondérations</w:t>
             </w:r>
           </w:p>
         </w:tc>
@@ -544,7 +556,7 @@
                 <w:szCs w:val="14"/>
                 <w:color w:val="000000"/>
               </w:rPr>
-              <w:t xml:space="preserve">Monthly index</w:t>
+              <w:t xml:space="preserve">Indices mensuels</w:t>
             </w:r>
           </w:p>
         </w:tc>
@@ -744,7 +756,7 @@
                 <w:szCs w:val="14"/>
                 <w:color w:val="000000"/>
               </w:rPr>
-              <w:t xml:space="preserve">August 2025</w:t>
+              <w:t xml:space="preserve">Août 2025</w:t>
             </w:r>
           </w:p>
         </w:tc>
@@ -798,7 +810,7 @@
                 <w:szCs w:val="14"/>
                 <w:color w:val="000000"/>
               </w:rPr>
-              <w:t xml:space="preserve">May 2026</w:t>
+              <w:t xml:space="preserve">Mai 2026</w:t>
             </w:r>
           </w:p>
         </w:tc>
@@ -852,7 +864,7 @@
                 <w:szCs w:val="14"/>
                 <w:color w:val="000000"/>
               </w:rPr>
-              <w:t xml:space="preserve">June 2026</w:t>
+              <w:t xml:space="preserve">Juin 2026</w:t>
             </w:r>
           </w:p>
         </w:tc>
@@ -906,7 +918,7 @@
                 <w:szCs w:val="14"/>
                 <w:color w:val="000000"/>
               </w:rPr>
-              <w:t xml:space="preserve">July 2026</w:t>
+              <w:t xml:space="preserve">Juillet 2026</w:t>
             </w:r>
           </w:p>
         </w:tc>
@@ -960,7 +972,7 @@
                 <w:szCs w:val="14"/>
                 <w:color w:val="000000"/>
               </w:rPr>
-              <w:t xml:space="preserve">August 2026</w:t>
+              <w:t xml:space="preserve">Août 2026</w:t>
             </w:r>
           </w:p>
         </w:tc>
@@ -1014,7 +1026,7 @@
                 <w:szCs w:val="14"/>
                 <w:color w:val="000000"/>
               </w:rPr>
-              <w:t xml:space="preserve">1 month</w:t>
+              <w:t xml:space="preserve">1 mois</w:t>
             </w:r>
           </w:p>
         </w:tc>
@@ -1068,7 +1080,7 @@
                 <w:szCs w:val="14"/>
                 <w:color w:val="000000"/>
               </w:rPr>
-              <w:t xml:space="preserve">3 months</w:t>
+              <w:t xml:space="preserve">3 mois</w:t>
             </w:r>
           </w:p>
         </w:tc>
@@ -1122,7 +1134,7 @@
                 <w:szCs w:val="14"/>
                 <w:color w:val="000000"/>
               </w:rPr>
-              <w:t xml:space="preserve">12 months</w:t>
+              <w:t xml:space="preserve">12 mois</w:t>
             </w:r>
           </w:p>
         </w:tc>
@@ -1182,7 +1194,7 @@
                 <w:szCs w:val="14"/>
                 <w:color w:val="000000"/>
               </w:rPr>
-              <w:t xml:space="preserve">Food products</w:t>
+              <w:t xml:space="preserve">Produits alimentaires</w:t>
             </w:r>
           </w:p>
         </w:tc>
@@ -1728,7 +1740,7 @@
                 <w:szCs w:val="14"/>
                 <w:color w:val="000000"/>
               </w:rPr>
-              <w:t xml:space="preserve">01 – Food products and non-alcoholic</w:t>
+              <w:t xml:space="preserve">01 - Produits alimentaires et boissons non alcoolisées</w:t>
             </w:r>
           </w:p>
         </w:tc>
@@ -2274,7 +2286,7 @@
                 <w:szCs w:val="14"/>
                 <w:color w:val="000000"/>
               </w:rPr>
-              <w:t xml:space="preserve">02 –Alcoholicbeverages and tobacco</w:t>
+              <w:t xml:space="preserve">02 - Boissons alcoolisées et tabac</w:t>
             </w:r>
           </w:p>
         </w:tc>
@@ -2820,7 +2832,7 @@
                 <w:szCs w:val="14"/>
                 <w:color w:val="000000"/>
               </w:rPr>
-              <w:t xml:space="preserve">Non foodproducts</w:t>
+              <w:t xml:space="preserve">Produits non alimentaires</w:t>
             </w:r>
           </w:p>
         </w:tc>
@@ -3366,7 +3378,7 @@
                 <w:szCs w:val="14"/>
                 <w:color w:val="000000"/>
               </w:rPr>
-              <w:t xml:space="preserve">03 – Clothing and shoes</w:t>
+              <w:t xml:space="preserve">03 - Articles d'habillements et chaussures</w:t>
             </w:r>
           </w:p>
         </w:tc>
@@ -3912,7 +3924,7 @@
                 <w:szCs w:val="14"/>
                 <w:color w:val="000000"/>
               </w:rPr>
-              <w:t xml:space="preserve">04 - Housing, water, gas, electricity and other fuel</w:t>
+              <w:t xml:space="preserve">04 - Logement, eau, gaz, électricité et autres combustibles</w:t>
             </w:r>
           </w:p>
         </w:tc>
@@ -4458,7 +4470,7 @@
                 <w:szCs w:val="14"/>
                 <w:color w:val="000000"/>
               </w:rPr>
-              <w:t xml:space="preserve">05- Furniture, household items and routine maintenance of the home</w:t>
+              <w:t xml:space="preserve">05 - Meubles, articles de ménages et entretien courant du foyer</w:t>
             </w:r>
           </w:p>
         </w:tc>
@@ -5004,7 +5016,7 @@
                 <w:szCs w:val="14"/>
                 <w:color w:val="000000"/>
               </w:rPr>
-              <w:t xml:space="preserve">06 –Health</w:t>
+              <w:t xml:space="preserve">06 – Santé</w:t>
             </w:r>
           </w:p>
         </w:tc>
@@ -6096,7 +6108,7 @@
                 <w:szCs w:val="14"/>
                 <w:color w:val="000000"/>
               </w:rPr>
-              <w:t xml:space="preserve">08 – Communication</w:t>
+              <w:t xml:space="preserve">08 – Communications</w:t>
             </w:r>
           </w:p>
         </w:tc>
@@ -6642,7 +6654,7 @@
                 <w:szCs w:val="14"/>
                 <w:color w:val="000000"/>
               </w:rPr>
-              <w:t xml:space="preserve">09 – Leisure and culture</w:t>
+              <w:t xml:space="preserve">09 - Loisirs et culture</w:t>
             </w:r>
           </w:p>
         </w:tc>
@@ -7188,7 +7200,7 @@
                 <w:szCs w:val="14"/>
                 <w:color w:val="000000"/>
               </w:rPr>
-              <w:t xml:space="preserve">10 –Education</w:t>
+              <w:t xml:space="preserve">10 – Enseignement</w:t>
             </w:r>
           </w:p>
         </w:tc>
@@ -7734,7 +7746,7 @@
                 <w:szCs w:val="14"/>
                 <w:color w:val="000000"/>
               </w:rPr>
-              <w:t xml:space="preserve">11 - Restaurants and hotels</w:t>
+              <w:t xml:space="preserve">11 - Restaurants et hôtels</w:t>
             </w:r>
           </w:p>
         </w:tc>
@@ -8280,7 +8292,7 @@
                 <w:szCs w:val="14"/>
                 <w:color w:val="000000"/>
               </w:rPr>
-              <w:t xml:space="preserve">12 – Variousgoods and services</w:t>
+              <w:t xml:space="preserve">12 - Biens et services divers</w:t>
             </w:r>
           </w:p>
         </w:tc>
@@ -8826,7 +8838,7 @@
                 <w:szCs w:val="14"/>
                 <w:color w:val="000000"/>
               </w:rPr>
-              <w:t xml:space="preserve">General index</w:t>
+              <w:t xml:space="preserve">Indice général</w:t>
             </w:r>
           </w:p>
         </w:tc>
@@ -9332,7 +9344,7 @@
         <w:t xml:space="preserve"> </w:t>
       </w:r>
       <w:r>
-        <w:t xml:space="preserve">High Commission for Planning, Department of Statistics - National consumer price survey</w:t>
+        <w:t xml:space="preserve">Haut-Commissariat au Plan, Direction de la Statistique – Enquête Nationale sur les Prix à la Consommation.</w:t>
       </w:r>
     </w:p>
     <w:p>

--- a/Rapports_mensuels/Mois2026_08/ipc_note_10_ang_2026_08.docx
+++ b/Rapports_mensuels/Mois2026_08/ipc_note_10_ang_2026_08.docx
@@ -67,7 +67,7 @@
                 <w:szCs w:val="22"/>
                 <w:color w:val="8D4354"/>
               </w:rPr>
-              <w:t xml:space="preserve">Consumer Price Index - Août 2026</w:t>
+              <w:t xml:space="preserve">Consumer Price Index - August 2026</w:t>
             </w:r>
           </w:p>
         </w:tc>
@@ -121,7 +121,7 @@
                 <w:szCs w:val="22"/>
                 <w:color w:val="8D4354"/>
               </w:rPr>
-              <w:t xml:space="preserve">Ville de Tanger</w:t>
+              <w:t xml:space="preserve">City of Tangier</w:t>
             </w:r>
           </w:p>
         </w:tc>
@@ -132,7 +132,7 @@
         <w:pStyle w:val="ipcpara0"/>
       </w:pPr>
       <w:r>
-        <w:t xml:space="preserve">En Août 2026, l’indice des prix à la consommation des ménages de la ville de Tanger a augmenté de 0,9% par rapport au mois précédent. En glissement annuel, il a décru de 0,3%.</w:t>
+        <w:t xml:space="preserve">In August 2026, the consumer price index for households increased by 0,9% compared to the previous month. On an annual level, the consumer price index decreased by 0,3% over a full year.</w:t>
       </w:r>
     </w:p>
     <w:p>
@@ -160,7 +160,7 @@
         <w:t xml:space="preserve"> </w:t>
       </w:r>
       <w:r>
-        <w:t xml:space="preserve">l’indice des prix des produits alimentaires a augmenté de 1,3% en Août 2026 par rapport à Juillet 2026, résultat de la hausse des prix des «Viandes» de 5,5%, du «Lait, fromage et œufs» de 4,2%, des «Poisson et fruits de mer» de 1,6%, des «Produits alimentaires non classés ailleurs» de 0,8% et du «Sucre, confiture, miel, chocolat et confiserie», des «Eaux minerales, boissons rafraichissantes et jus de fruits et de légumes» de 0,1%.</w:t>
+        <w:t xml:space="preserve">The food product price index increased by 1,3% in August 2026 compared to July 2026, as a result of the rise in prices of «Meat» by 5,5%, «Milk, Cheese and Eggs» by 4,2%, «Fish and Seafood» by 1,6%, «Food Productsnot elsewhere classified» by 0,8% and «Sugar, Jam, Honey, Chocolate and Confectionery», «Mineral Waters, Soft Drinks and Fruit and Vegetable Juices (Nd)» by 0,1%.</w:t>
       </w:r>
     </w:p>
     <w:p>
@@ -168,7 +168,7 @@
         <w:pStyle w:val="ipccorps"/>
       </w:pPr>
       <w:r>
-        <w:t xml:space="preserve">De même, la variation mensuelle de l’indice des produits non alimentaires a accru de 0,6% en raison de la hausse des prix des divisions suivantes: des «Transports» de 3,4%, des «Restaurants et hôtels» de 0,8%, des «Biens et services divers» de 0,4% et des «Articles d’habillement et chaussures» et des «Communications» de 0,2%. Aussi la baisse des prix de la division: des «Loisirs et culture» de 0,3%. Ainsi que, la stagnation des indices des autres divisions n’ont pas impacté l’évolution générale.</w:t>
+        <w:t xml:space="preserve">Similarly, the monthly variation of the index for the non-food products increased by 0,6% due to the increase in prices in the following divisions: «Transportation» by 3,4%, «Restaurants and Hotels» by 0,8%, «Various Goods and Services» by 0,4% and «Clothing and Shoes» and «Communications» by 0,2%. Also, the decrease in prices of the following divisions: «Leisure and Culture» by 0,3%. Thus, the stagnation of the indices of the other divisions did not impact the general evolution. NA NA NA the monthly variation of the index for the non-food products increased by 0,6% due to the increase in prices in the following divisions: «Transportation» by 3,4%, «Restaurants and Hotels» by 0,8%, «Various Goods and Services» by 0,4% and «Clothing and Shoes» and «Communications» by 0,2%. Also, the decrease in prices of the following divisions: «Leisure and Culture» by 0,3%. Thus, the stagnation of the indices of the other divisions did not impact the general evolution. the monthly variation of the index for the non-food products increased by 0,6% due to the increase in prices in the following divisions: «Transportation» by 3,4%, «Restaurants and Hotels» by 0,8%, «Various Goods and Services» by 0,4% and «Clothing and Shoes» and «Communications» by 0,2%. Also, the decrease in prices of the following divisions: «Leisure and Culture» by 0,3%. Thus, the stagnation of the indices of the other divisions did not impact the general evolution.</w:t>
       </w:r>
     </w:p>
     <w:p>
@@ -186,19 +186,7 @@
         <w:t xml:space="preserve"> </w:t>
       </w:r>
       <w:r>
-        <w:t xml:space="preserve">l’indice des prix des produits alimentaires</w:t>
-      </w:r>
-      <w:r>
-        <w:t xml:space="preserve"> </w:t>
-      </w:r>
-      <w:r>
-        <w:t xml:space="preserve">a baissé de 4,3% en Août 2026 par rapport à Août 2025, sous l’effet de la diminution des</w:t>
-      </w:r>
-      <w:r>
-        <w:t xml:space="preserve"> </w:t>
-      </w:r>
-      <w:r>
-        <w:t xml:space="preserve">prix des «Huiles et graisses» de 21,5%, des «Fruits» de 7,5%, des «Légumes» de 4,9%, des «Viandes» de 3,1%, du «Lait, fromage et œufs» de 3,0%, du «Café, thé et cacao» de 0,6% et des «Produits alimentaires non classés ailleurs» de 0,4%. Par ailleurs, l’augmentation des prix des «Tabac» de 4,0%, des «Eaux minerales, boissons rafraichissantes, jus de fruits et de légumes» de 2,2%, des «Pain et céréales» et des «Poisson et fruits de mer» de 1,9% et du «Sucre, confiture, miel, chocolat et confiserie» de 0,6% et la stagnation des prix NA n’ont pas affecté l’évolution générale.</w:t>
+        <w:t xml:space="preserve">the food product price index decreased by 4,3% in August 2026 compared to August 2025 , due to the decrease in the prices of «Oils and Fats» by 21,5%, «Fruits» by 7,5%, «Vegetables» by 4,9%, «Meat» by 3,1%, «Milk, Cheese and Eggs» by 3,0%, «Cafe, Tea and Cocoa» by 0,6% and «Food Productsnot elsewhere classified» by 0,4%. Moreover, the rise in prices of «Tobacco» by 4,0%, «Mineral Waters, Soft Drinks, Fruit and Vegetable Juices (Nd)» by 2,2%, «Bread and Cereals» and «Fish and Seafood» by 1,9% and «Sugar, Jam, Honey, Chocolate and Confectionery» by 0,6% and the stagnation in prices for NA did not affect the general evolution.</w:t>
       </w:r>
     </w:p>
     <w:p>
@@ -206,7 +194,7 @@
         <w:pStyle w:val="ipccorps"/>
       </w:pPr>
       <w:r>
-        <w:t xml:space="preserve">Par ailleurs, la variation annuelle de l’indice des produits non alimentaires a augmenté de 2,3%. Alors que la variation des prix des divisions qui constituent les produits non alimentaires a fluctué entre une diminution de 1,3% pour la division des «Communications» et une augmentation de 8,5% pour la division des «Biens et services divers»</w:t>
+        <w:t xml:space="preserve">On the other hand, the annual variation in the non-food index increased by 2,3%. While the variation in prices of the divisions that make up non-food products fluctuated between a decrease of the division of «Communications» by 1,3% and the rise of the division of «Various Goods and Services» by 8,5%</w:t>
       </w:r>
     </w:p>
     <w:p>
@@ -214,7 +202,7 @@
         <w:pStyle w:val="ipctitre0"/>
       </w:pPr>
       <w:r>
-        <w:t xml:space="preserve">1- Évolution du taux de la variation annuelle (%) de l’indice des prix à la consommation pour le mois De Août</w:t>
+        <w:t xml:space="preserve">1- Annual evolution (%) of the consumer price index for the month of August</w:t>
       </w:r>
     </w:p>
     <w:p>
@@ -231,7 +219,7 @@
               <a:graphicData uri="http://schemas.openxmlformats.org/drawingml/2006/picture">
                 <pic:pic>
                   <pic:nvPicPr>
-                    <pic:cNvPr descr="../../Rapports_mensuels/Mois2026_08/Graphique_variation_annuelle2026_08_Ville10_fr.png" id="22" name="Picture"/>
+                    <pic:cNvPr descr="../../Rapports_mensuels/Mois2026_08/Graphique_variation_annuelle2026_08_Ville10_ang.png" id="22" name="Picture"/>
                     <pic:cNvPicPr>
                       <a:picLocks noChangeArrowheads="1" noChangeAspect="1"/>
                     </pic:cNvPicPr>
@@ -272,13 +260,13 @@
         <w:rPr>
           <w:u w:val="single"/>
         </w:rPr>
-        <w:t xml:space="preserve">Lecture:</w:t>
+        <w:t xml:space="preserve">Reading:</w:t>
       </w:r>
       <w:r>
         <w:t xml:space="preserve"> </w:t>
       </w:r>
       <w:r>
-        <w:t xml:space="preserve">En Août 2026, l’indice des prix à la consommation a décru de 0,3% par rapport à Août 2025</w:t>
+        <w:t xml:space="preserve">In August 2026, the consumer price index decreased by 0,3% compared to August 2025</w:t>
       </w:r>
     </w:p>
     <w:p>
@@ -286,7 +274,7 @@
         <w:pStyle w:val="ipctitre0"/>
       </w:pPr>
       <w:r>
-        <w:t xml:space="preserve">2- Évolution de la variation mensuelle (%) de l’indice des prix à la consommation</w:t>
+        <w:t xml:space="preserve">2- Annual evolution (%) of the consumer price index for the month of August</w:t>
       </w:r>
     </w:p>
     <w:p>
@@ -303,7 +291,7 @@
               <a:graphicData uri="http://schemas.openxmlformats.org/drawingml/2006/picture">
                 <pic:pic>
                   <pic:nvPicPr>
-                    <pic:cNvPr descr="../../Rapports_mensuels/Mois2026_08/Graphique_variation_mensuelle2026_08_Ville10_fr.png" id="25" name="Picture"/>
+                    <pic:cNvPr descr="../../Rapports_mensuels/Mois2026_08/Graphique_variation_mensuelle2026_08_Ville10_ang.png" id="25" name="Picture"/>
                     <pic:cNvPicPr>
                       <a:picLocks noChangeArrowheads="1" noChangeAspect="1"/>
                     </pic:cNvPicPr>
@@ -344,13 +332,13 @@
         <w:rPr>
           <w:u w:val="single"/>
         </w:rPr>
-        <w:t xml:space="preserve">Lecture:</w:t>
+        <w:t xml:space="preserve">Reading:</w:t>
       </w:r>
       <w:r>
         <w:t xml:space="preserve"> </w:t>
       </w:r>
       <w:r>
-        <w:t xml:space="preserve">La variation des prix en Août 2026 a augmenté de 0,9% après avoir été de -1,1% en Juillet 2026</w:t>
+        <w:t xml:space="preserve">The level of price variation in August 2026 increased by 0,9% after being -1,1% in June 2026</w:t>
       </w:r>
     </w:p>
     <w:p>
@@ -368,7 +356,7 @@
         <w:pStyle w:val="ipcpara0"/>
       </w:pPr>
       <w:r>
-        <w:t xml:space="preserve">Tableau 2: Indice des prix à la consommation de la ville de Tanger: d’Août 2026 (base 2017: 100)</w:t>
+        <w:t xml:space="preserve">Table 2: Consumer price index for the city of Tangier: August 2026 (2017 base: 100)</w:t>
       </w:r>
     </w:p>
     <w:tbl xmlns:w="http://schemas.openxmlformats.org/wordprocessingml/2006/main" xmlns:r="http://schemas.openxmlformats.org/officeDocument/2006/relationships" xmlns:w14="http://schemas.microsoft.com/office/word/2010/wordml" xmlns:wp="http://schemas.openxmlformats.org/drawingml/2006/wordprocessingDrawing" xmlns:a="http://schemas.openxmlformats.org/drawingml/2006/main" xmlns:pic="http://schemas.openxmlformats.org/drawingml/2006/picture">
@@ -446,7 +434,7 @@
                 <w:szCs w:val="14"/>
                 <w:color w:val="000000"/>
               </w:rPr>
-              <w:t xml:space="preserve">Divisions de produits</w:t>
+              <w:t xml:space="preserve">Product Divisions</w:t>
             </w:r>
           </w:p>
         </w:tc>
@@ -501,7 +489,7 @@
                 <w:szCs w:val="14"/>
                 <w:color w:val="000000"/>
               </w:rPr>
-              <w:t xml:space="preserve">Pondérations</w:t>
+              <w:t xml:space="preserve">Weightings</w:t>
             </w:r>
           </w:p>
         </w:tc>
@@ -556,7 +544,7 @@
                 <w:szCs w:val="14"/>
                 <w:color w:val="000000"/>
               </w:rPr>
-              <w:t xml:space="preserve">Indices mensuels</w:t>
+              <w:t xml:space="preserve">Monthly index</w:t>
             </w:r>
           </w:p>
         </w:tc>
@@ -756,7 +744,7 @@
                 <w:szCs w:val="14"/>
                 <w:color w:val="000000"/>
               </w:rPr>
-              <w:t xml:space="preserve">Août 2025</w:t>
+              <w:t xml:space="preserve">August 2025</w:t>
             </w:r>
           </w:p>
         </w:tc>
@@ -810,7 +798,7 @@
                 <w:szCs w:val="14"/>
                 <w:color w:val="000000"/>
               </w:rPr>
-              <w:t xml:space="preserve">Mai 2026</w:t>
+              <w:t xml:space="preserve">May 2026</w:t>
             </w:r>
           </w:p>
         </w:tc>
@@ -864,7 +852,7 @@
                 <w:szCs w:val="14"/>
                 <w:color w:val="000000"/>
               </w:rPr>
-              <w:t xml:space="preserve">Juin 2026</w:t>
+              <w:t xml:space="preserve">June 2026</w:t>
             </w:r>
           </w:p>
         </w:tc>
@@ -918,7 +906,7 @@
                 <w:szCs w:val="14"/>
                 <w:color w:val="000000"/>
               </w:rPr>
-              <w:t xml:space="preserve">Juillet 2026</w:t>
+              <w:t xml:space="preserve">July 2026</w:t>
             </w:r>
           </w:p>
         </w:tc>
@@ -972,7 +960,7 @@
                 <w:szCs w:val="14"/>
                 <w:color w:val="000000"/>
               </w:rPr>
-              <w:t xml:space="preserve">Août 2026</w:t>
+              <w:t xml:space="preserve">August 2026</w:t>
             </w:r>
           </w:p>
         </w:tc>
@@ -1026,7 +1014,7 @@
                 <w:szCs w:val="14"/>
                 <w:color w:val="000000"/>
               </w:rPr>
-              <w:t xml:space="preserve">1 mois</w:t>
+              <w:t xml:space="preserve">1 month</w:t>
             </w:r>
           </w:p>
         </w:tc>
@@ -1080,7 +1068,7 @@
                 <w:szCs w:val="14"/>
                 <w:color w:val="000000"/>
               </w:rPr>
-              <w:t xml:space="preserve">3 mois</w:t>
+              <w:t xml:space="preserve">3 months</w:t>
             </w:r>
           </w:p>
         </w:tc>
@@ -1134,7 +1122,7 @@
                 <w:szCs w:val="14"/>
                 <w:color w:val="000000"/>
               </w:rPr>
-              <w:t xml:space="preserve">12 mois</w:t>
+              <w:t xml:space="preserve">12 months</w:t>
             </w:r>
           </w:p>
         </w:tc>
@@ -1194,7 +1182,7 @@
                 <w:szCs w:val="14"/>
                 <w:color w:val="000000"/>
               </w:rPr>
-              <w:t xml:space="preserve">Produits alimentaires</w:t>
+              <w:t xml:space="preserve">Food products</w:t>
             </w:r>
           </w:p>
         </w:tc>
@@ -1740,7 +1728,7 @@
                 <w:szCs w:val="14"/>
                 <w:color w:val="000000"/>
               </w:rPr>
-              <w:t xml:space="preserve">01 - Produits alimentaires et boissons non alcoolisées</w:t>
+              <w:t xml:space="preserve">01 – Food products and non-alcoholic</w:t>
             </w:r>
           </w:p>
         </w:tc>
@@ -2286,7 +2274,7 @@
                 <w:szCs w:val="14"/>
                 <w:color w:val="000000"/>
               </w:rPr>
-              <w:t xml:space="preserve">02 - Boissons alcoolisées et tabac</w:t>
+              <w:t xml:space="preserve">02 –Alcoholicbeverages and tobacco</w:t>
             </w:r>
           </w:p>
         </w:tc>
@@ -2832,7 +2820,7 @@
                 <w:szCs w:val="14"/>
                 <w:color w:val="000000"/>
               </w:rPr>
-              <w:t xml:space="preserve">Produits non alimentaires</w:t>
+              <w:t xml:space="preserve">Non foodproducts</w:t>
             </w:r>
           </w:p>
         </w:tc>
@@ -3378,7 +3366,7 @@
                 <w:szCs w:val="14"/>
                 <w:color w:val="000000"/>
               </w:rPr>
-              <w:t xml:space="preserve">03 - Articles d'habillements et chaussures</w:t>
+              <w:t xml:space="preserve">03 – Clothing and shoes</w:t>
             </w:r>
           </w:p>
         </w:tc>
@@ -3924,7 +3912,7 @@
                 <w:szCs w:val="14"/>
                 <w:color w:val="000000"/>
               </w:rPr>
-              <w:t xml:space="preserve">04 - Logement, eau, gaz, électricité et autres combustibles</w:t>
+              <w:t xml:space="preserve">04 - Housing, water, gas, electricity and other fuel</w:t>
             </w:r>
           </w:p>
         </w:tc>
@@ -4470,7 +4458,7 @@
                 <w:szCs w:val="14"/>
                 <w:color w:val="000000"/>
               </w:rPr>
-              <w:t xml:space="preserve">05 - Meubles, articles de ménages et entretien courant du foyer</w:t>
+              <w:t xml:space="preserve">05- Furniture, household items and routine maintenance of the home</w:t>
             </w:r>
           </w:p>
         </w:tc>
@@ -5016,7 +5004,7 @@
                 <w:szCs w:val="14"/>
                 <w:color w:val="000000"/>
               </w:rPr>
-              <w:t xml:space="preserve">06 – Santé</w:t>
+              <w:t xml:space="preserve">06 –Health</w:t>
             </w:r>
           </w:p>
         </w:tc>
@@ -6108,7 +6096,7 @@
                 <w:szCs w:val="14"/>
                 <w:color w:val="000000"/>
               </w:rPr>
-              <w:t xml:space="preserve">08 – Communications</w:t>
+              <w:t xml:space="preserve">08 – Communication</w:t>
             </w:r>
           </w:p>
         </w:tc>
@@ -6654,7 +6642,7 @@
                 <w:szCs w:val="14"/>
                 <w:color w:val="000000"/>
               </w:rPr>
-              <w:t xml:space="preserve">09 - Loisirs et culture</w:t>
+              <w:t xml:space="preserve">09 – Leisure and culture</w:t>
             </w:r>
           </w:p>
         </w:tc>
@@ -7200,7 +7188,7 @@
                 <w:szCs w:val="14"/>
                 <w:color w:val="000000"/>
               </w:rPr>
-              <w:t xml:space="preserve">10 – Enseignement</w:t>
+              <w:t xml:space="preserve">10 –Education</w:t>
             </w:r>
           </w:p>
         </w:tc>
@@ -7746,7 +7734,7 @@
                 <w:szCs w:val="14"/>
                 <w:color w:val="000000"/>
               </w:rPr>
-              <w:t xml:space="preserve">11 - Restaurants et hôtels</w:t>
+              <w:t xml:space="preserve">11 - Restaurants and hotels</w:t>
             </w:r>
           </w:p>
         </w:tc>
@@ -8292,7 +8280,7 @@
                 <w:szCs w:val="14"/>
                 <w:color w:val="000000"/>
               </w:rPr>
-              <w:t xml:space="preserve">12 - Biens et services divers</w:t>
+              <w:t xml:space="preserve">12 – Variousgoods and services</w:t>
             </w:r>
           </w:p>
         </w:tc>
@@ -8838,7 +8826,7 @@
                 <w:szCs w:val="14"/>
                 <w:color w:val="000000"/>
               </w:rPr>
-              <w:t xml:space="preserve">Indice général</w:t>
+              <w:t xml:space="preserve">General index</w:t>
             </w:r>
           </w:p>
         </w:tc>
@@ -9344,7 +9332,7 @@
         <w:t xml:space="preserve"> </w:t>
       </w:r>
       <w:r>
-        <w:t xml:space="preserve">Haut-Commissariat au Plan, Direction de la Statistique – Enquête Nationale sur les Prix à la Consommation.</w:t>
+        <w:t xml:space="preserve">High Commission for Planning, Department of Statistics - National consumer price survey</w:t>
       </w:r>
     </w:p>
     <w:p>

--- a/Rapports_mensuels/Mois2026_08/ipc_note_10_ang_2026_08.docx
+++ b/Rapports_mensuels/Mois2026_08/ipc_note_10_ang_2026_08.docx
@@ -186,7 +186,7 @@
         <w:t xml:space="preserve"> </w:t>
       </w:r>
       <w:r>
-        <w:t xml:space="preserve">the food product price index decreased by 4,3% in August 2026 compared to August 2025 , due to the decrease in the prices of «Oils and Fats» by 21,5%, «Fruits» by 7,5%, «Vegetables» by 4,9%, «Meat» by 3,1%, «Milk, Cheese and Eggs» by 3,0%, «Cafe, Tea and Cocoa» by 0,6% and «Food Productsnot elsewhere classified» by 0,4%. Moreover, the rise in prices of «Tobacco» by 4,0%, «Mineral Waters, Soft Drinks, Fruit and Vegetable Juices (Nd)» by 2,2%, «Bread and Cereals» and «Fish and Seafood» by 1,9% and «Sugar, Jam, Honey, Chocolate and Confectionery» by 0,6% and the stagnation in prices for NA did not affect the general evolution.</w:t>
+        <w:t xml:space="preserve">the food product price index decreased by 4,3% in August 2026 compared to August 2025 , due to the decrease in the prices of «Oils and Fats» by 21,5%, «Fruits» by 7,5%, «Vegetables» by 4,9%, «Meat» by 3,1%, «Milk, Cheese and Eggs» by 3,0%, «Cafe, Tea and Cocoa» by 0,6% and «Food Productsnot elsewhere classified» by 0,4%. Moreover, the rise in prices of «Tobacco» by 4,0%, «Mineral Waters, Soft Drinks, Fruit and Vegetable Juices (Nd)» by 2,2%, «Bread and Cereals» and «Fish and Seafood» by 1,9% and «Sugar, Jam, Honey, Chocolate and Confectionery» by 0,6% and the stagnation in prices for NA did not affect the general evolution. the food product price index increased by -4,3% in August 2026 compared to August 2025 , due to the rise in the prices of «Tobacco» by 4,0%, «Mineral Waters, Soft Drinks, Fruit and Vegetable Juices (Nd)» by 2,2%, «Bread and Cereals» and «Fish and Seafood» by 1,9% and «Sugar, Jam, Honey, Chocolate and Confectionery» by 0,6%. Moreover, the decrease in prices of «Oils and Fats» by 21,5%, «Fruits» by 7,5%, «Vegetables» by 4,9%, «Meat» by 3,1%, «Milk, Cheese and Eggs» by 3,0%, «Cafe, Tea and Cocoa» by 0,6% and «Food Productsnot elsewhere classified» by 0,4% and the stagnation in prices for NA did not affect the general evolution. the food product price index increased by -4,3% in August 2026 compared to August 2025 , due to the rise in the prices of «Tobacco» by 4,0%, «Mineral Waters, Soft Drinks, Fruit and Vegetable Juices (Nd)» by 2,2%, «Bread and Cereals» and «Fish and Seafood» by 1,9% and «Sugar, Jam, Honey, Chocolate and Confectionery» by 0,6%. Moreover, the decrease in prices of «Oils and Fats» by 21,5%, «Fruits» by 7,5%, «Vegetables» by 4,9%, «Meat» by 3,1%, «Milk, Cheese and Eggs» by 3,0%, «Cafe, Tea and Cocoa» by 0,6% and «Food Productsnot elsewhere classified» by 0,4% and the stagnation in prices for NA did not affect the general evolution. the food product price index increased by -4,3% in August 2026 compared to August 2025 , due to the rise in the prices of «Tobacco» by 4,0%, «Mineral Waters, Soft Drinks, Fruit and Vegetable Juices (Nd)» by 2,2%, «Bread and Cereals» and «Fish and Seafood» by 1,9% and «Sugar, Jam, Honey, Chocolate and Confectionery» by 0,6%. Moreover, the decrease in prices of «Oils and Fats» by 21,5%, «Fruits» by 7,5%, «Vegetables» by 4,9%, «Meat» by 3,1%, «Milk, Cheese and Eggs» by 3,0%, «Cafe, Tea and Cocoa» by 0,6% and «Food Productsnot elsewhere classified» by 0,4% and the stagnation in prices for NA did not affect the general evolution.</w:t>
       </w:r>
     </w:p>
     <w:p>

--- a/Rapports_mensuels/Mois2026_08/ipc_note_10_ang_2026_08.docx
+++ b/Rapports_mensuels/Mois2026_08/ipc_note_10_ang_2026_08.docx
@@ -132,7 +132,7 @@
         <w:pStyle w:val="ipcpara0"/>
       </w:pPr>
       <w:r>
-        <w:t xml:space="preserve">In August 2026, the consumer price index for households increased by 0,9% compared to the previous month. On an annual level, the consumer price index decreased by 0,3% over a full year.</w:t>
+        <w:t xml:space="preserve">In August 2026, the consumer price index for households in the city of Tangier increased by 0,9% compared to the previous month. On an annual level, the consumer price index decreased by 0,3%.</w:t>
       </w:r>
     </w:p>
     <w:p>
@@ -160,7 +160,7 @@
         <w:t xml:space="preserve"> </w:t>
       </w:r>
       <w:r>
-        <w:t xml:space="preserve">The food product price index increased by 1,3% in August 2026 compared to July 2026, as a result of the rise in prices of «Meat» by 5,5%, «Milk, Cheese and Eggs» by 4,2%, «Fish and Seafood» by 1,6%, «Food Productsnot elsewhere classified» by 0,8% and «Sugar, Jam, Honey, Chocolate and Confectionery», «Mineral Waters, Soft Drinks and Fruit and Vegetable Juices (Nd)» by 0,1%.</w:t>
+        <w:t xml:space="preserve">The food product price index increased by 1,3% in August 2026 compared to July 2026, due to the rise in prices of «Meat» by 5,5%, «Milk, Cheese and Eggs» by 4,2%, «Fish and Seafood» by 1,6%, «Food Productsnot elsewhere classified» by 0,8% and «Sugar, Jam, Honey, Chocolate and Confectionery», «Mineral Waters, Soft Drinks and Fruit and Vegetable Juices (Nd)» by 0,1%.</w:t>
       </w:r>
     </w:p>
     <w:p>
@@ -168,7 +168,7 @@
         <w:pStyle w:val="ipccorps"/>
       </w:pPr>
       <w:r>
-        <w:t xml:space="preserve">Similarly, the monthly variation of the index for the non-food products increased by 0,6% due to the increase in prices in the following divisions: «Transportation» by 3,4%, «Restaurants and Hotels» by 0,8%, «Various Goods and Services» by 0,4% and «Clothing and Shoes» and «Communications» by 0,2%. Also, the decrease in prices of the following divisions: «Leisure and Culture» by 0,3%. Thus, the stagnation of the indices of the other divisions did not impact the general evolution. NA NA NA the monthly variation of the index for the non-food products increased by 0,6% due to the increase in prices in the following divisions: «Transportation» by 3,4%, «Restaurants and Hotels» by 0,8%, «Various Goods and Services» by 0,4% and «Clothing and Shoes» and «Communications» by 0,2%. Also, the decrease in prices of the following divisions: «Leisure and Culture» by 0,3%. Thus, the stagnation of the indices of the other divisions did not impact the general evolution. the monthly variation of the index for the non-food products increased by 0,6% due to the increase in prices in the following divisions: «Transportation» by 3,4%, «Restaurants and Hotels» by 0,8%, «Various Goods and Services» by 0,4% and «Clothing and Shoes» and «Communications» by 0,2%. Also, the decrease in prices of the following divisions: «Leisure and Culture» by 0,3%. Thus, the stagnation of the indices of the other divisions did not impact the general evolution.</w:t>
+        <w:t xml:space="preserve">Similarly, the monthly variation of the index for the non-food products index increased by 0,6% due to the increase in prices in the following divisions: «Transportation» by 3,4%, «Restaurants and Hotels» by 0,8%, «Various Goods and Services» by 0,4% and «Clothing and Shoes» and «Communications» by 0,2%. Also, the decrease in prices of «Leisure and Culture» by 0,3%. As well as, the stagnation of the indices of the other divisions did not impact the general evolution.</w:t>
       </w:r>
     </w:p>
     <w:p>
@@ -186,7 +186,7 @@
         <w:t xml:space="preserve"> </w:t>
       </w:r>
       <w:r>
-        <w:t xml:space="preserve">the food product price index decreased by 4,3% in August 2026 compared to August 2025 , due to the decrease in the prices of «Oils and Fats» by 21,5%, «Fruits» by 7,5%, «Vegetables» by 4,9%, «Meat» by 3,1%, «Milk, Cheese and Eggs» by 3,0%, «Cafe, Tea and Cocoa» by 0,6% and «Food Productsnot elsewhere classified» by 0,4%. Moreover, the rise in prices of «Tobacco» by 4,0%, «Mineral Waters, Soft Drinks, Fruit and Vegetable Juices (Nd)» by 2,2%, «Bread and Cereals» and «Fish and Seafood» by 1,9% and «Sugar, Jam, Honey, Chocolate and Confectionery» by 0,6% and the stagnation in prices for NA did not affect the general evolution. the food product price index increased by -4,3% in August 2026 compared to August 2025 , due to the rise in the prices of «Tobacco» by 4,0%, «Mineral Waters, Soft Drinks, Fruit and Vegetable Juices (Nd)» by 2,2%, «Bread and Cereals» and «Fish and Seafood» by 1,9% and «Sugar, Jam, Honey, Chocolate and Confectionery» by 0,6%. Moreover, the decrease in prices of «Oils and Fats» by 21,5%, «Fruits» by 7,5%, «Vegetables» by 4,9%, «Meat» by 3,1%, «Milk, Cheese and Eggs» by 3,0%, «Cafe, Tea and Cocoa» by 0,6% and «Food Productsnot elsewhere classified» by 0,4% and the stagnation in prices for NA did not affect the general evolution. the food product price index increased by -4,3% in August 2026 compared to August 2025 , due to the rise in the prices of «Tobacco» by 4,0%, «Mineral Waters, Soft Drinks, Fruit and Vegetable Juices (Nd)» by 2,2%, «Bread and Cereals» and «Fish and Seafood» by 1,9% and «Sugar, Jam, Honey, Chocolate and Confectionery» by 0,6%. Moreover, the decrease in prices of «Oils and Fats» by 21,5%, «Fruits» by 7,5%, «Vegetables» by 4,9%, «Meat» by 3,1%, «Milk, Cheese and Eggs» by 3,0%, «Cafe, Tea and Cocoa» by 0,6% and «Food Productsnot elsewhere classified» by 0,4% and the stagnation in prices for NA did not affect the general evolution. the food product price index increased by -4,3% in August 2026 compared to August 2025 , due to the rise in the prices of «Tobacco» by 4,0%, «Mineral Waters, Soft Drinks, Fruit and Vegetable Juices (Nd)» by 2,2%, «Bread and Cereals» and «Fish and Seafood» by 1,9% and «Sugar, Jam, Honey, Chocolate and Confectionery» by 0,6%. Moreover, the decrease in prices of «Oils and Fats» by 21,5%, «Fruits» by 7,5%, «Vegetables» by 4,9%, «Meat» by 3,1%, «Milk, Cheese and Eggs» by 3,0%, «Cafe, Tea and Cocoa» by 0,6% and «Food Productsnot elsewhere classified» by 0,4% and the stagnation in prices for NA did not affect the general evolution.</w:t>
+        <w:t xml:space="preserve">the food product price index decreased by 4,3% in August 2026 compared to August 2025 , due to the decrease in the prices of «Oils and Fats» by 21,5%, «Fruits» by 7,5%, «Vegetables» by 4,9%, «Meat» by 3,1%, «Milk, Cheese and Eggs» by 3,0%, «Cafe, Tea and Cocoa» by 0,6% and «Food Productsnot elsewhere classified» by 0,4%. Moreover, the rise in prices of «Tobacco» by 4,0%, «Mineral Waters, Soft Drinks, Fruit and Vegetable Juices (Nd)» by 2,2%, «Bread and Cereals» and «Fish and Seafood» by 1,9% and «Sugar, Jam, Honey, Chocolate and Confectionery» by 0,6% did not affect the general evolution.</w:t>
       </w:r>
     </w:p>
     <w:p>
@@ -194,7 +194,7 @@
         <w:pStyle w:val="ipccorps"/>
       </w:pPr>
       <w:r>
-        <w:t xml:space="preserve">On the other hand, the annual variation in the non-food index increased by 2,3%. While the variation in prices of the divisions that make up non-food products fluctuated between a decrease of the division of «Communications» by 1,3% and the rise of the division of «Various Goods and Services» by 8,5%</w:t>
+        <w:t xml:space="preserve">On the other hand, the annual variation in the non-food product index increased by 2,3%. While the price variation of the divisions that constitute non-food products fluctuated between a decrease of 1,3% for the division of «Communications» and the rise of 8,5% for the division of «Various Goods and Services»</w:t>
       </w:r>
     </w:p>
     <w:p>
@@ -274,7 +274,7 @@
         <w:pStyle w:val="ipctitre0"/>
       </w:pPr>
       <w:r>
-        <w:t xml:space="preserve">2- Annual evolution (%) of the consumer price index for the month of August</w:t>
+        <w:t xml:space="preserve">2- Evolution of the monthly variation of the consumer price index</w:t>
       </w:r>
     </w:p>
     <w:p>
@@ -338,7 +338,7 @@
         <w:t xml:space="preserve"> </w:t>
       </w:r>
       <w:r>
-        <w:t xml:space="preserve">The level of price variation in August 2026 increased by 0,9% after being -1,1% in June 2026</w:t>
+        <w:t xml:space="preserve">The level of price variation in August 2026 increased by 0,9% after being -1,1% in July 2026</w:t>
       </w:r>
     </w:p>
     <w:p>
@@ -356,7 +356,7 @@
         <w:pStyle w:val="ipcpara0"/>
       </w:pPr>
       <w:r>
-        <w:t xml:space="preserve">Table 2: Consumer price index for the city of Tangier: August 2026 (2017 base: 100)</w:t>
+        <w:t xml:space="preserve">Table 2: Consumer price index for the city of Tangier: August 2026 (base 2017: 100)</w:t>
       </w:r>
     </w:p>
     <w:tbl xmlns:w="http://schemas.openxmlformats.org/wordprocessingml/2006/main" xmlns:r="http://schemas.openxmlformats.org/officeDocument/2006/relationships" xmlns:w14="http://schemas.microsoft.com/office/word/2010/wordml" xmlns:wp="http://schemas.openxmlformats.org/drawingml/2006/wordprocessingDrawing" xmlns:a="http://schemas.openxmlformats.org/drawingml/2006/main" xmlns:pic="http://schemas.openxmlformats.org/drawingml/2006/picture">

--- a/Rapports_mensuels/Mois2026_08/ipc_note_10_ang_2026_08.docx
+++ b/Rapports_mensuels/Mois2026_08/ipc_note_10_ang_2026_08.docx
@@ -160,7 +160,7 @@
         <w:t xml:space="preserve"> </w:t>
       </w:r>
       <w:r>
-        <w:t xml:space="preserve">The food product price index increased by 1,3% in August 2026 compared to July 2026, due to the rise in prices of «Meat» by 5,5%, «Milk, Cheese and Eggs» by 4,2%, «Fish and Seafood» by 1,6%, «Food Productsnot elsewhere classified» by 0,8% and «Sugar, Jam, Honey, Chocolate and Confectionery», «Mineral Waters, Soft Drinks and Fruit and Vegetable Juices (Nd)» by 0,1%.</w:t>
+        <w:t xml:space="preserve">The food product price index increased by 1,3% in August 2026 compared to July 2026, due to the rise in prices of «Meats» by 5,5%, «Milk, Cheese and Eggs» by 4,2%, «Fish and Seafood» by 1,6%, «Food Products not elsewhere classified» by 0,8% and «Sugar, Jam, Honey, Chocolate and Confectionery», «Mineral Waters, Soft Drinks and Fruit and Vegetable Juices» by 0,1%.</w:t>
       </w:r>
     </w:p>
     <w:p>
@@ -168,7 +168,7 @@
         <w:pStyle w:val="ipccorps"/>
       </w:pPr>
       <w:r>
-        <w:t xml:space="preserve">Similarly, the monthly variation of the index for the non-food products index increased by 0,6% due to the increase in prices in the following divisions: «Transportation» by 3,4%, «Restaurants and Hotels» by 0,8%, «Various Goods and Services» by 0,4% and «Clothing and Shoes» and «Communications» by 0,2%. Also, the decrease in prices of «Leisure and Culture» by 0,3%. As well as, the stagnation of the indices of the other divisions did not impact the general evolution.</w:t>
+        <w:t xml:space="preserve">Similarly, the monthly variation of the index for the non-food products index increased by 0,6% due to the increase in prices in the following divisions: «Transports» by 3,4%, «Restaurants and Hotels» by 0,8%, «Various Goods and Services» by 0,4% and «Clothing and Shoes» and «Communications» by 0,2%. Also, the decrease in prices of «Leisure and Culture» by 0,3%. As well as, the stagnation of the indices of the other divisions did not impact the general evolution.</w:t>
       </w:r>
     </w:p>
     <w:p>
@@ -186,7 +186,7 @@
         <w:t xml:space="preserve"> </w:t>
       </w:r>
       <w:r>
-        <w:t xml:space="preserve">the food product price index decreased by 4,3% in August 2026 compared to August 2025 , due to the decrease in the prices of «Oils and Fats» by 21,5%, «Fruits» by 7,5%, «Vegetables» by 4,9%, «Meat» by 3,1%, «Milk, Cheese and Eggs» by 3,0%, «Cafe, Tea and Cocoa» by 0,6% and «Food Productsnot elsewhere classified» by 0,4%. Moreover, the rise in prices of «Tobacco» by 4,0%, «Mineral Waters, Soft Drinks, Fruit and Vegetable Juices (Nd)» by 2,2%, «Bread and Cereals» and «Fish and Seafood» by 1,9% and «Sugar, Jam, Honey, Chocolate and Confectionery» by 0,6% did not affect the general evolution.</w:t>
+        <w:t xml:space="preserve">the food product price index decreased by 4,3% in August 2026 compared to August 2025 , due to the decrease in the prices of «Oils and Fats» by 21,5%, «Fruits» by 7,5%, «Vegetables» by 4,9%, «Meats» by 3,1%, «Milk, Cheese and Eggs» by 3,0%, «Cafe, Tea and Cocoa» by 0,6% and «Food Products not elsewhere classified» by 0,4%. Moreover, the rise in prices of «Tobacco» by 4,0%, «Mineral Waters, Soft Drinks, Fruit and Vegetable Juices» by 2,2%, «Bread and Cereals» and «Fish and Seafood» by 1,9% and «Sugar, Jam, Honey, Chocolate and Confectionery» by 0,6% did not affect the general evolution.</w:t>
       </w:r>
     </w:p>
     <w:p>
@@ -274,7 +274,7 @@
         <w:pStyle w:val="ipctitre0"/>
       </w:pPr>
       <w:r>
-        <w:t xml:space="preserve">2- Evolution of the monthly variation of the consumer price index</w:t>
+        <w:t xml:space="preserve">2- Evolution of the monthly variation (%) of the consumer price index</w:t>
       </w:r>
     </w:p>
     <w:p>
@@ -9333,35 +9333,6 @@
       </w:r>
       <w:r>
         <w:t xml:space="preserve">High Commission for Planning, Department of Statistics - National consumer price survey</w:t>
-      </w:r>
-    </w:p>
-    <w:p>
-      <w:pPr>
-        <w:pStyle w:val="ipcpiedpage"/>
-      </w:pPr>
-      <w:r>
-        <w:t xml:space="preserve">Angle Avenue Ibn Tachafine et Avenue Ibn Toumart B.P.104 Tanger</w:t>
-      </w:r>
-      <w:r>
-        <w:br/>
-      </w:r>
-      <w:r>
-        <w:t xml:space="preserve">****</w:t>
-      </w:r>
-      <w:r>
-        <w:t xml:space="preserve">Tél</w:t>
-      </w:r>
-      <w:r>
-        <w:t xml:space="preserve">:0539940698****Fax:0539940364</w:t>
-      </w:r>
-      <w:r>
-        <w:t xml:space="preserve"> </w:t>
-      </w:r>
-      <w:r>
-        <w:t xml:space="preserve">Site Web</w:t>
-      </w:r>
-      <w:r>
-        <w:t xml:space="preserve">: www.hcp.ma/region-tanger Email:hcp.dr.tanger@hcp.ma</w:t>
       </w:r>
     </w:p>
     <w:p>
